--- a/21-power/worksheet.docx
+++ b/21-power/worksheet.docx
@@ -151,7 +151,7 @@
                 <w:color w:val="263238"/>
                 <w:sz w:val="20"/>
               </w:rPr>
-              <w:t>biba0112.github.io/physics-sims/21-power/</w:t>
+              <w:t>physics.taneski.com/21-power/</w:t>
             </w:r>
             <w:r>
               <w:rPr>
